--- a/public/templates/berreskurapen-prozedura.docx
+++ b/public/templates/berreskurapen-prozedura.docx
@@ -2,13 +2,13 @@
 <file path=word/document.xml><?xml version="1.0" encoding="utf-8"?>
 <w:document xmlns:w="http://schemas.openxmlformats.org/wordprocessingml/2006/main" xmlns:m="http://schemas.openxmlformats.org/officeDocument/2006/math" xmlns:r="http://schemas.openxmlformats.org/officeDocument/2006/relationships" xmlns:o="urn:schemas-microsoft-com:office:office" xmlns:v="urn:schemas-microsoft-com:vml" xmlns:w10="urn:schemas-microsoft-com:office:word" xmlns:a="http://schemas.openxmlformats.org/drawingml/2006/main" xmlns:pic="http://schemas.openxmlformats.org/drawingml/2006/picture" xmlns:wp="http://schemas.openxmlformats.org/drawingml/2006/wordprocessingDrawing">
   <w:body>
-    <w:bookmarkStart w:id="30" w:name="berreskurapen-prozedura-schoolname"/>
+    <w:bookmarkStart w:id="30" w:name="berreskurapen-prozedura-_______________"/>
     <w:p>
       <w:pPr>
         <w:pStyle w:val="Heading1"/>
       </w:pPr>
       <w:r>
-        <w:t xml:space="preserve">Berreskurapen-prozedura — {{schoolName}}</w:t>
+        <w:t xml:space="preserve">Berreskurapen-prozedura — _______________</w:t>
       </w:r>
     </w:p>
     <w:p>
@@ -16,13 +16,31 @@
         <w:pStyle w:val="FirstParagraph"/>
       </w:pPr>
       <w:r>
-        <w:t xml:space="preserve">Data: {{recoveryPlanDate}}</w:t>
-      </w:r>
-      <w:r>
-        <w:t xml:space="preserve"> </w:t>
-      </w:r>
-      <w:r>
-        <w:t xml:space="preserve">Dokumentu-erreferentzia: ZIK-BER-{{schoolCode}}</w:t>
+        <w:t xml:space="preserve">Data: ______</w:t>
+      </w:r>
+      <w:r>
+        <w:br/>
+      </w:r>
+      <w:r>
+        <w:rPr>
+          <w:bCs/>
+          <w:b/>
+          <w:bCs/>
+          <w:b/>
+          <w:bCs/>
+          <w:b/>
+          <w:bCs/>
+          <w:b/>
+          <w:bCs/>
+          <w:b/>
+          <w:bCs/>
+          <w:b/>
+          <w:bCs/>
+          <w:b/>
+          <w:iCs/>
+          <w:i/>
+        </w:rPr>
+        <w:t xml:space="preserve">Dokumentu-erreferentzia: ZIK-BER-</w:t>
       </w:r>
     </w:p>
     <w:p>
@@ -406,7 +424,7 @@
               <w:jc w:val="left"/>
             </w:pPr>
             <w:r>
-              <w:t xml:space="preserve">{{networkVM}}</w:t>
+              <w:t xml:space="preserve">_______________</w:t>
             </w:r>
           </w:p>
         </w:tc>
@@ -456,7 +474,7 @@
               <w:jc w:val="left"/>
             </w:pPr>
             <w:r>
-              <w:t xml:space="preserve">{{odooVM}}</w:t>
+              <w:t xml:space="preserve">_______________</w:t>
             </w:r>
           </w:p>
         </w:tc>
@@ -506,7 +524,7 @@
               <w:jc w:val="left"/>
             </w:pPr>
             <w:r>
-              <w:t xml:space="preserve">{{fileserverVM}}</w:t>
+              <w:t xml:space="preserve">_________________</w:t>
             </w:r>
           </w:p>
         </w:tc>
@@ -556,7 +574,7 @@
               <w:jc w:val="left"/>
             </w:pPr>
             <w:r>
-              <w:t xml:space="preserve">{{moodleVM}}</w:t>
+              <w:t xml:space="preserve">_______________</w:t>
             </w:r>
           </w:p>
         </w:tc>
@@ -606,7 +624,7 @@
               <w:jc w:val="left"/>
             </w:pPr>
             <w:r>
-              <w:t xml:space="preserve">{{mailVM}}</w:t>
+              <w:t xml:space="preserve">_______________</w:t>
             </w:r>
           </w:p>
         </w:tc>
@@ -654,7 +672,7 @@
         <w:pStyle w:val="FirstParagraph"/>
       </w:pPr>
       <w:r>
-        <w:t xml:space="preserve">Ikastetxeak {{virtualizationPlatform}} eta {{backupSolution}} erabiltzen ditu.</w:t>
+        <w:t xml:space="preserve">Ikastetxeak ___________________________ eta ___________________ erabiltzen ditu.</w:t>
       </w:r>
     </w:p>
     <w:bookmarkStart w:id="23" w:name="vm-bakar-bat-berreskuratzeko-eszenario"/>
@@ -675,7 +693,7 @@
         <w:pStyle w:val="Compact"/>
       </w:pPr>
       <w:r>
-        <w:t xml:space="preserve">Sartu {{backupSolution}} kudeaketa-kontsolan.</w:t>
+        <w:t xml:space="preserve">Sartu ___________________ kudeaketa-kontsolan.</w:t>
       </w:r>
     </w:p>
     <w:p>
@@ -696,7 +714,7 @@
         <w:rPr>
           <w:rStyle w:val="VerbatimChar"/>
         </w:rPr>
-        <w:t xml:space="preserve">{{vmName}}</w:t>
+        <w:t xml:space="preserve">_______________</w:t>
       </w:r>
       <w:r>
         <w:t xml:space="preserve">.</w:t>
@@ -723,7 +741,7 @@
         <w:pStyle w:val="Compact"/>
       </w:pPr>
       <w:r>
-        <w:t xml:space="preserve">Berreskuratu VM-a. Berreskuratzeak {{restoreDuration}} minutu inguru</w:t>
+        <w:t xml:space="preserve">Berreskuratu VM-a. Berreskuratzeak ____________________ minutu inguru</w:t>
       </w:r>
       <w:r>
         <w:t xml:space="preserve"> </w:t>
@@ -763,7 +781,7 @@
         <w:pStyle w:val="Compact"/>
       </w:pPr>
       <w:r>
-        <w:t xml:space="preserve">Egiaztatu {{backupSolution}} egoera: babeskopiak eskuragarri?</w:t>
+        <w:t xml:space="preserve">Egiaztatu ___________________ egoera: babeskopiak eskuragarri?</w:t>
       </w:r>
     </w:p>
     <w:p>
@@ -952,7 +970,7 @@
               <w:jc w:val="left"/>
             </w:pPr>
             <w:r>
-              <w:t xml:space="preserve">{{recoveryOwner}}</w:t>
+              <w:t xml:space="preserve">__________________</w:t>
             </w:r>
           </w:p>
         </w:tc>
@@ -990,7 +1008,7 @@
               <w:jc w:val="left"/>
             </w:pPr>
             <w:r>
-              <w:t xml:space="preserve">{{itContactRecovery}}</w:t>
+              <w:t xml:space="preserve">______________________</w:t>
             </w:r>
           </w:p>
         </w:tc>
@@ -1028,7 +1046,7 @@
               <w:jc w:val="left"/>
             </w:pPr>
             <w:r>
-              <w:t xml:space="preserve">{{commsContactRecovery}}</w:t>
+              <w:t xml:space="preserve">_________________________</w:t>
             </w:r>
           </w:p>
         </w:tc>
@@ -1425,13 +1443,13 @@
         <w:pStyle w:val="BodyText"/>
       </w:pPr>
       <w:r>
-        <w:t xml:space="preserve">Azken berrikuspena: {{recoveryPlanDate}}</w:t>
+        <w:t xml:space="preserve">Azken berrikuspena: _____________________</w:t>
       </w:r>
       <w:r>
         <w:br/>
       </w:r>
       <w:r>
-        <w:t xml:space="preserve">Hurrengo berrikuspena: {{nextRecoveryReviewDate}}</w:t>
+        <w:t xml:space="preserve">Hurrengo berrikuspena: ___________________________</w:t>
       </w:r>
     </w:p>
     <w:p>
@@ -1814,7 +1832,7 @@
         <w:rFonts w:asciiTheme="minorHAnsi" w:cstheme="minorBidi" w:eastAsiaTheme="minorHAnsi" w:hAnsiTheme="minorHAnsi"/>
         <w:sz w:val="24"/>
         <w:szCs w:val="24"/>
-        <w:lang w:bidi="ar-SA" w:eastAsia="en-US" w:val="eu"/>
+        <w:lang w:bidi="ar-SA" w:eastAsia="en-US" w:val="en-US"/>
       </w:rPr>
     </w:rPrDefault>
     <w:pPrDefault>
